--- a/organic-chemistry/word-docs/Ch05_Stereoisomerism_Questions.docx
+++ b/organic-chemistry/word-docs/Ch05_Stereoisomerism_Questions.docx
@@ -341,7 +341,7 @@
       <w:r>
         <w:drawing>
           <wp:inline xmlns:a="http://schemas.openxmlformats.org/drawingml/2006/main" xmlns:pic="http://schemas.openxmlformats.org/drawingml/2006/picture">
-            <wp:extent cx="4937760" cy="827717"/>
+            <wp:extent cx="4937760" cy="1397479"/>
             <wp:docPr id="2" name="Picture 2"/>
             <wp:cNvGraphicFramePr>
               <a:graphicFrameLocks noChangeAspect="1"/>
@@ -362,7 +362,7 @@
                   <pic:spPr>
                     <a:xfrm>
                       <a:off x="0" y="0"/>
-                      <a:ext cx="4937760" cy="827717"/>
+                      <a:ext cx="4937760" cy="1397479"/>
                     </a:xfrm>
                     <a:prstGeom prst="rect"/>
                   </pic:spPr>
@@ -6303,7 +6303,7 @@
       <w:r>
         <w:drawing>
           <wp:inline xmlns:a="http://schemas.openxmlformats.org/drawingml/2006/main" xmlns:pic="http://schemas.openxmlformats.org/drawingml/2006/picture">
-            <wp:extent cx="2572512" cy="1060704"/>
+            <wp:extent cx="2072640" cy="1645920"/>
             <wp:docPr id="33" name="Picture 33"/>
             <wp:cNvGraphicFramePr>
               <a:graphicFrameLocks noChangeAspect="1"/>
@@ -6324,7 +6324,7 @@
                   <pic:spPr>
                     <a:xfrm>
                       <a:off x="0" y="0"/>
-                      <a:ext cx="2572512" cy="1060704"/>
+                      <a:ext cx="2072640" cy="1645920"/>
                     </a:xfrm>
                     <a:prstGeom prst="rect"/>
                   </pic:spPr>
@@ -6685,7 +6685,7 @@
       <w:r>
         <w:drawing>
           <wp:inline xmlns:a="http://schemas.openxmlformats.org/drawingml/2006/main" xmlns:pic="http://schemas.openxmlformats.org/drawingml/2006/picture">
-            <wp:extent cx="2572512" cy="1060704"/>
+            <wp:extent cx="2072640" cy="1645920"/>
             <wp:docPr id="36" name="Picture 36"/>
             <wp:cNvGraphicFramePr>
               <a:graphicFrameLocks noChangeAspect="1"/>
@@ -6706,7 +6706,7 @@
                   <pic:spPr>
                     <a:xfrm>
                       <a:off x="0" y="0"/>
-                      <a:ext cx="2572512" cy="1060704"/>
+                      <a:ext cx="2072640" cy="1645920"/>
                     </a:xfrm>
                     <a:prstGeom prst="rect"/>
                   </pic:spPr>
@@ -6813,7 +6813,7 @@
       <w:r>
         <w:drawing>
           <wp:inline xmlns:a="http://schemas.openxmlformats.org/drawingml/2006/main" xmlns:pic="http://schemas.openxmlformats.org/drawingml/2006/picture">
-            <wp:extent cx="2791968" cy="1060704"/>
+            <wp:extent cx="2279904" cy="1645920"/>
             <wp:docPr id="38" name="Picture 38"/>
             <wp:cNvGraphicFramePr>
               <a:graphicFrameLocks noChangeAspect="1"/>
@@ -6822,11 +6822,11 @@
               <a:graphicData uri="http://schemas.openxmlformats.org/drawingml/2006/picture">
                 <pic:pic>
                   <pic:nvPicPr>
-                    <pic:cNvPr id="0" name="C05M47.png"/>
+                    <pic:cNvPr id="0" name="C05F45.png"/>
                     <pic:cNvPicPr/>
                   </pic:nvPicPr>
                   <pic:blipFill>
-                    <a:blip r:embed="rId29"/>
+                    <a:blip r:embed="rId32"/>
                     <a:stretch>
                       <a:fillRect/>
                     </a:stretch>
@@ -6834,7 +6834,7 @@
                   <pic:spPr>
                     <a:xfrm>
                       <a:off x="0" y="0"/>
-                      <a:ext cx="2791968" cy="1060704"/>
+                      <a:ext cx="2279904" cy="1645920"/>
                     </a:xfrm>
                     <a:prstGeom prst="rect"/>
                   </pic:spPr>
@@ -6890,7 +6890,7 @@
                     <pic:cNvPicPr/>
                   </pic:nvPicPr>
                   <pic:blipFill>
-                    <a:blip r:embed="rId32"/>
+                    <a:blip r:embed="rId33"/>
                     <a:stretch>
                       <a:fillRect/>
                     </a:stretch>
